--- a/отчет.docx
+++ b/отчет.docx
@@ -3,10 +3,15 @@
 <w:document xmlns:wpc="http://schemas.microsoft.com/office/word/2010/wordprocessingCanvas" xmlns:cx="http://schemas.microsoft.com/office/drawing/2014/chartex" xmlns:cx1="http://schemas.microsoft.com/office/drawing/2015/9/8/chartex" xmlns:cx2="http://schemas.microsoft.com/office/drawing/2015/10/21/chartex" xmlns:cx3="http://schemas.microsoft.com/office/drawing/2016/5/9/chartex" xmlns:cx4="http://schemas.microsoft.com/office/drawing/2016/5/10/chartex" xmlns:cx5="http://schemas.microsoft.com/office/drawing/2016/5/11/chartex" xmlns:cx6="http://schemas.microsoft.com/office/drawing/2016/5/12/chartex" xmlns:cx7="http://schemas.microsoft.com/office/drawing/2016/5/13/chartex" xmlns:cx8="http://schemas.microsoft.com/office/drawing/2016/5/14/chartex" xmlns:mc="http://schemas.openxmlformats.org/markup-compatibility/2006" xmlns:aink="http://schemas.microsoft.com/office/drawing/2016/ink" xmlns:am3d="http://schemas.microsoft.com/office/drawing/2017/model3d" xmlns:o="urn:schemas-microsoft-com:office:office" xmlns:r="http://schemas.openxmlformats.org/officeDocument/2006/relationships" xmlns:m="http://schemas.openxmlformats.org/officeDocument/2006/math" xmlns:v="urn:schemas-microsoft-com:vml" xmlns:wp14="http://schemas.microsoft.com/office/word/2010/wordprocessingDrawing" xmlns:wp="http://schemas.openxmlformats.org/drawingml/2006/wordprocessingDrawing" xmlns:w10="urn:schemas-microsoft-com:office:word" xmlns:w="http://schemas.openxmlformats.org/wordprocessingml/2006/main" xmlns:w14="http://schemas.microsoft.com/office/word/2010/wordml" xmlns:w15="http://schemas.microsoft.com/office/word/2012/wordml" xmlns:w16cid="http://schemas.microsoft.com/office/word/2016/wordml/cid" xmlns:w16se="http://schemas.microsoft.com/office/word/2015/wordml/symex" xmlns:wpg="http://schemas.microsoft.com/office/word/2010/wordprocessingGroup" xmlns:wpi="http://schemas.microsoft.com/office/word/2010/wordprocessingInk" xmlns:wne="http://schemas.microsoft.com/office/word/2006/wordml" xmlns:wps="http://schemas.microsoft.com/office/word/2010/wordprocessingShape" mc:Ignorable="w14 w15 w16se w16cid wp14">
   <w:body>
     <w:p>
+      <w:pPr>
+        <w:jc w:val="center"/>
+      </w:pPr>
       <w:bookmarkStart w:id="0" w:name="_Toc139874300"/>
       <w:bookmarkStart w:id="1" w:name="_Toc233045160"/>
-      <w:r>
-        <w:t xml:space="preserve">МИНИСТЕРСТВО НАУКИ И ВЫСШЕГО ОБРАЗОВАНИЯ </w:t>
+      <w:bookmarkStart w:id="2" w:name="_GoBack"/>
+      <w:bookmarkEnd w:id="2"/>
+      <w:r>
+        <w:t>МИНИСТЕРСТВО НАУКИ И ВЫСШЕГО ОБРАЗОВАНИЯ</w:t>
       </w:r>
     </w:p>
     <w:p>
@@ -3174,8 +3179,6 @@
         </w:rPr>
         <w:br w:type="page"/>
       </w:r>
-      <w:bookmarkStart w:id="2" w:name="_GoBack"/>
-      <w:bookmarkEnd w:id="2"/>
     </w:p>
     <w:p>
       <w:pPr>
@@ -11372,6 +11375,7 @@
         <w:docPartUnique/>
       </w:docPartObj>
     </w:sdtPr>
+    <w:sdtEndPr/>
     <w:sdtContent>
       <w:p>
         <w:pPr>
@@ -25678,9 +25682,12 @@
 </file>
 
 <file path=customXml/item1.xml><?xml version="1.0" encoding="utf-8"?>
-<p:properties xmlns:p="http://schemas.microsoft.com/office/2006/metadata/properties" xmlns:xsi="http://www.w3.org/2001/XMLSchema-instance" xmlns:pc="http://schemas.microsoft.com/office/infopath/2007/PartnerControls">
-  <documentManagement/>
-</p:properties>
+<?mso-contentType ?>
+<FormTemplates xmlns="http://schemas.microsoft.com/sharepoint/v3/contenttype/forms">
+  <Display>DocumentLibraryForm</Display>
+  <Edit>DocumentLibraryForm</Edit>
+  <New>DocumentLibraryForm</New>
+</FormTemplates>
 </file>
 
 <file path=customXml/item2.xml><?xml version="1.0" encoding="utf-8"?>
@@ -25798,12 +25805,9 @@
 </file>
 
 <file path=customXml/item3.xml><?xml version="1.0" encoding="utf-8"?>
-<?mso-contentType ?>
-<FormTemplates xmlns="http://schemas.microsoft.com/sharepoint/v3/contenttype/forms">
-  <Display>DocumentLibraryForm</Display>
-  <Edit>DocumentLibraryForm</Edit>
-  <New>DocumentLibraryForm</New>
-</FormTemplates>
+<p:properties xmlns:p="http://schemas.microsoft.com/office/2006/metadata/properties" xmlns:xsi="http://www.w3.org/2001/XMLSchema-instance" xmlns:pc="http://schemas.microsoft.com/office/infopath/2007/PartnerControls">
+  <documentManagement/>
+</p:properties>
 </file>
 
 <file path=customXml/item4.xml><?xml version="1.0" encoding="utf-8"?>
@@ -25811,10 +25815,9 @@
 </file>
 
 <file path=customXml/itemProps1.xml><?xml version="1.0" encoding="utf-8"?>
-<ds:datastoreItem xmlns:ds="http://schemas.openxmlformats.org/officeDocument/2006/customXml" ds:itemID="{CAB28077-D87C-4D47-89DF-B0DC8136DDD8}">
+<ds:datastoreItem xmlns:ds="http://schemas.openxmlformats.org/officeDocument/2006/customXml" ds:itemID="{52D6FDD0-CC76-4FA2-8363-15C06345698B}">
   <ds:schemaRefs>
-    <ds:schemaRef ds:uri="http://schemas.microsoft.com/office/2006/metadata/properties"/>
-    <ds:schemaRef ds:uri="http://schemas.microsoft.com/office/infopath/2007/PartnerControls"/>
+    <ds:schemaRef ds:uri="http://schemas.microsoft.com/sharepoint/v3/contenttype/forms"/>
   </ds:schemaRefs>
 </ds:datastoreItem>
 </file>
@@ -25836,15 +25839,16 @@
 </file>
 
 <file path=customXml/itemProps3.xml><?xml version="1.0" encoding="utf-8"?>
-<ds:datastoreItem xmlns:ds="http://schemas.openxmlformats.org/officeDocument/2006/customXml" ds:itemID="{52D6FDD0-CC76-4FA2-8363-15C06345698B}">
+<ds:datastoreItem xmlns:ds="http://schemas.openxmlformats.org/officeDocument/2006/customXml" ds:itemID="{CAB28077-D87C-4D47-89DF-B0DC8136DDD8}">
   <ds:schemaRefs>
-    <ds:schemaRef ds:uri="http://schemas.microsoft.com/sharepoint/v3/contenttype/forms"/>
+    <ds:schemaRef ds:uri="http://schemas.microsoft.com/office/2006/metadata/properties"/>
+    <ds:schemaRef ds:uri="http://schemas.microsoft.com/office/infopath/2007/PartnerControls"/>
   </ds:schemaRefs>
 </ds:datastoreItem>
 </file>
 
 <file path=customXml/itemProps4.xml><?xml version="1.0" encoding="utf-8"?>
-<ds:datastoreItem xmlns:ds="http://schemas.openxmlformats.org/officeDocument/2006/customXml" ds:itemID="{F129190E-143B-4BB6-B5B1-C8B1FAE1909A}">
+<ds:datastoreItem xmlns:ds="http://schemas.openxmlformats.org/officeDocument/2006/customXml" ds:itemID="{7DEBABBC-B497-4284-B1E2-5E29A95917A8}">
   <ds:schemaRefs>
     <ds:schemaRef ds:uri="http://schemas.openxmlformats.org/officeDocument/2006/bibliography"/>
   </ds:schemaRefs>

--- a/отчет.docx
+++ b/отчет.docx
@@ -8,19 +8,19 @@
       </w:pPr>
       <w:bookmarkStart w:id="0" w:name="_Toc139874300"/>
       <w:bookmarkStart w:id="1" w:name="_Toc233045160"/>
+      <w:r>
+        <w:t>МИНИСТЕРСТВО НАУКИ И ВЫСШЕГО ОБРАЗОВАНИЯ</w:t>
+      </w:r>
+    </w:p>
+    <w:p>
+      <w:pPr>
+        <w:jc w:val="center"/>
+      </w:pPr>
+      <w:r>
+        <w:t>РОССИЙСКОЙ ФЕДЕРАЦИИ</w:t>
+      </w:r>
       <w:bookmarkStart w:id="2" w:name="_GoBack"/>
       <w:bookmarkEnd w:id="2"/>
-      <w:r>
-        <w:t>МИНИСТЕРСТВО НАУКИ И ВЫСШЕГО ОБРАЗОВАНИЯ</w:t>
-      </w:r>
-    </w:p>
-    <w:p>
-      <w:pPr>
-        <w:jc w:val="center"/>
-      </w:pPr>
-      <w:r>
-        <w:t>РОССИЙСКОЙ ФЕДЕРАЦИИ</w:t>
-      </w:r>
     </w:p>
     <w:p>
       <w:pPr>
@@ -25691,6 +25691,12 @@
 </file>
 
 <file path=customXml/item2.xml><?xml version="1.0" encoding="utf-8"?>
+<p:properties xmlns:p="http://schemas.microsoft.com/office/2006/metadata/properties" xmlns:xsi="http://www.w3.org/2001/XMLSchema-instance" xmlns:pc="http://schemas.microsoft.com/office/infopath/2007/PartnerControls">
+  <documentManagement/>
+</p:properties>
+</file>
+
+<file path=customXml/item3.xml><?xml version="1.0" encoding="utf-8"?>
 <ct:contentTypeSchema xmlns:ct="http://schemas.microsoft.com/office/2006/metadata/contentType" xmlns:ma="http://schemas.microsoft.com/office/2006/metadata/properties/metaAttributes" ct:_="" ma:_="" ma:contentTypeName="Документ" ma:contentTypeID="0x0101000A3EB163D569524282029E4C03E741E4" ma:contentTypeVersion="0" ma:contentTypeDescription="Создание документа." ma:contentTypeScope="" ma:versionID="6aa9ee6b18b64a7590848f5452331ec9">
   <xsd:schema xmlns:xsd="http://www.w3.org/2001/XMLSchema" xmlns:xs="http://www.w3.org/2001/XMLSchema" xmlns:p="http://schemas.microsoft.com/office/2006/metadata/properties" targetNamespace="http://schemas.microsoft.com/office/2006/metadata/properties" ma:root="true" ma:fieldsID="02f955febea7e716b4e91cddba171100">
     <xsd:element name="properties">
@@ -25804,12 +25810,6 @@
 </ct:contentTypeSchema>
 </file>
 
-<file path=customXml/item3.xml><?xml version="1.0" encoding="utf-8"?>
-<p:properties xmlns:p="http://schemas.microsoft.com/office/2006/metadata/properties" xmlns:xsi="http://www.w3.org/2001/XMLSchema-instance" xmlns:pc="http://schemas.microsoft.com/office/infopath/2007/PartnerControls">
-  <documentManagement/>
-</p:properties>
-</file>
-
 <file path=customXml/item4.xml><?xml version="1.0" encoding="utf-8"?>
 <b:Sources xmlns:b="http://schemas.openxmlformats.org/officeDocument/2006/bibliography" xmlns="http://schemas.openxmlformats.org/officeDocument/2006/bibliography" SelectedStyle="\APASixthEditionOfficeOnline.xsl" StyleName="APA" Version="6"/>
 </file>
@@ -25823,6 +25823,15 @@
 </file>
 
 <file path=customXml/itemProps2.xml><?xml version="1.0" encoding="utf-8"?>
+<ds:datastoreItem xmlns:ds="http://schemas.openxmlformats.org/officeDocument/2006/customXml" ds:itemID="{CAB28077-D87C-4D47-89DF-B0DC8136DDD8}">
+  <ds:schemaRefs>
+    <ds:schemaRef ds:uri="http://schemas.microsoft.com/office/2006/metadata/properties"/>
+    <ds:schemaRef ds:uri="http://schemas.microsoft.com/office/infopath/2007/PartnerControls"/>
+  </ds:schemaRefs>
+</ds:datastoreItem>
+</file>
+
+<file path=customXml/itemProps3.xml><?xml version="1.0" encoding="utf-8"?>
 <ds:datastoreItem xmlns:ds="http://schemas.openxmlformats.org/officeDocument/2006/customXml" ds:itemID="{A45741E5-A8A2-437B-8400-4092BA8BA34A}">
   <ds:schemaRefs>
     <ds:schemaRef ds:uri="http://schemas.microsoft.com/office/2006/metadata/contentType"/>
@@ -25838,17 +25847,8 @@
 </ds:datastoreItem>
 </file>
 
-<file path=customXml/itemProps3.xml><?xml version="1.0" encoding="utf-8"?>
-<ds:datastoreItem xmlns:ds="http://schemas.openxmlformats.org/officeDocument/2006/customXml" ds:itemID="{CAB28077-D87C-4D47-89DF-B0DC8136DDD8}">
-  <ds:schemaRefs>
-    <ds:schemaRef ds:uri="http://schemas.microsoft.com/office/2006/metadata/properties"/>
-    <ds:schemaRef ds:uri="http://schemas.microsoft.com/office/infopath/2007/PartnerControls"/>
-  </ds:schemaRefs>
-</ds:datastoreItem>
-</file>
-
 <file path=customXml/itemProps4.xml><?xml version="1.0" encoding="utf-8"?>
-<ds:datastoreItem xmlns:ds="http://schemas.openxmlformats.org/officeDocument/2006/customXml" ds:itemID="{7DEBABBC-B497-4284-B1E2-5E29A95917A8}">
+<ds:datastoreItem xmlns:ds="http://schemas.openxmlformats.org/officeDocument/2006/customXml" ds:itemID="{55F08B27-AB9F-4350-B430-54A59339D25A}">
   <ds:schemaRefs>
     <ds:schemaRef ds:uri="http://schemas.openxmlformats.org/officeDocument/2006/bibliography"/>
   </ds:schemaRefs>

--- a/отчет.docx
+++ b/отчет.docx
@@ -19,8 +19,6 @@
       <w:r>
         <w:t>РОССИЙСКОЙ ФЕДЕРАЦИИ</w:t>
       </w:r>
-      <w:bookmarkStart w:id="2" w:name="_GoBack"/>
-      <w:bookmarkEnd w:id="2"/>
     </w:p>
     <w:p>
       <w:pPr>
@@ -3358,8 +3356,8 @@
           <w:szCs w:val="28"/>
         </w:rPr>
       </w:pPr>
-      <w:bookmarkStart w:id="3" w:name="_Toc233045161"/>
-      <w:bookmarkStart w:id="4" w:name="_Hlk233109190"/>
+      <w:bookmarkStart w:id="2" w:name="_Toc233045161"/>
+      <w:bookmarkStart w:id="3" w:name="_Hlk233109190"/>
       <w:r>
         <w:rPr>
           <w:rFonts w:ascii="Times New Roman" w:hAnsi="Times New Roman" w:cs="Times New Roman"/>
@@ -3386,7 +3384,7 @@
         </w:rPr>
         <w:t>»</w:t>
       </w:r>
-      <w:bookmarkEnd w:id="3"/>
+      <w:bookmarkEnd w:id="2"/>
     </w:p>
     <w:p>
       <w:pPr>
@@ -3412,7 +3410,7 @@
           <w:szCs w:val="28"/>
         </w:rPr>
       </w:pPr>
-      <w:bookmarkStart w:id="5" w:name="_Toc233045162"/>
+      <w:bookmarkStart w:id="4" w:name="_Toc233045162"/>
       <w:r>
         <w:rPr>
           <w:rFonts w:ascii="Times New Roman" w:hAnsi="Times New Roman" w:cs="Times New Roman"/>
@@ -3437,13 +3435,17 @@
         </w:rPr>
         <w:t xml:space="preserve"> ОПИСАНИЕ ПРЕДМЕТНОЙ ОБЛАСТИ И СУЩНОСТЕЙ</w:t>
       </w:r>
-      <w:bookmarkEnd w:id="5"/>
+      <w:bookmarkEnd w:id="4"/>
     </w:p>
     <w:p>
       <w:pPr>
         <w:spacing w:line="360" w:lineRule="auto"/>
         <w:contextualSpacing/>
         <w:jc w:val="both"/>
+        <w:rPr>
+          <w:sz w:val="28"/>
+          <w:szCs w:val="28"/>
+        </w:rPr>
       </w:pPr>
     </w:p>
     <w:p>
@@ -3458,80 +3460,11 @@
       </w:pPr>
       <w:r>
         <w:rPr>
-          <w:rStyle w:val="qwen-markdown-text"/>
-          <w:rFonts w:eastAsia="Arial"/>
-          <w:sz w:val="28"/>
-          <w:szCs w:val="28"/>
-          <w:bdr w:val="single" w:sz="2" w:space="0" w:color="E3E3E3" w:frame="1"/>
-        </w:rPr>
-        <w:t>На диаграмме представлена архитектура системы символьного дифференцирования, построенной на основе деревьев выражений (</w:t>
-      </w:r>
-      <w:proofErr w:type="spellStart"/>
-      <w:r>
-        <w:rPr>
-          <w:rStyle w:val="qwen-markdown-text"/>
-          <w:rFonts w:eastAsia="Arial"/>
-          <w:sz w:val="28"/>
-          <w:szCs w:val="28"/>
-          <w:bdr w:val="single" w:sz="2" w:space="0" w:color="E3E3E3" w:frame="1"/>
-        </w:rPr>
-        <w:t>Expression</w:t>
-      </w:r>
-      <w:proofErr w:type="spellEnd"/>
-      <w:r>
-        <w:rPr>
-          <w:rStyle w:val="qwen-markdown-text"/>
-          <w:rFonts w:eastAsia="Arial"/>
-          <w:sz w:val="28"/>
-          <w:szCs w:val="28"/>
-          <w:bdr w:val="single" w:sz="2" w:space="0" w:color="E3E3E3" w:frame="1"/>
-        </w:rPr>
-        <w:t xml:space="preserve"> </w:t>
-      </w:r>
-      <w:proofErr w:type="spellStart"/>
-      <w:r>
-        <w:rPr>
-          <w:rStyle w:val="qwen-markdown-text"/>
-          <w:rFonts w:eastAsia="Arial"/>
-          <w:sz w:val="28"/>
-          <w:szCs w:val="28"/>
-          <w:bdr w:val="single" w:sz="2" w:space="0" w:color="E3E3E3" w:frame="1"/>
-        </w:rPr>
-        <w:t>Trees</w:t>
-      </w:r>
-      <w:proofErr w:type="spellEnd"/>
-      <w:r>
-        <w:rPr>
-          <w:rStyle w:val="qwen-markdown-text"/>
-          <w:rFonts w:eastAsia="Arial"/>
-          <w:sz w:val="28"/>
-          <w:szCs w:val="28"/>
-          <w:bdr w:val="single" w:sz="2" w:space="0" w:color="E3E3E3" w:frame="1"/>
-        </w:rPr>
-        <w:t xml:space="preserve">). Центральным элементом является статический класс </w:t>
-      </w:r>
-      <w:proofErr w:type="spellStart"/>
-      <w:r>
-        <w:rPr>
-          <w:rStyle w:val="HTML"/>
-          <w:rFonts w:ascii="Times New Roman" w:eastAsia="Arial" w:hAnsi="Times New Roman" w:cs="Times New Roman"/>
-          <w:spacing w:val="-10"/>
-          <w:sz w:val="28"/>
-          <w:szCs w:val="28"/>
-          <w:bdr w:val="single" w:sz="2" w:space="0" w:color="E3E3E3" w:frame="1"/>
-        </w:rPr>
-        <w:t>Algebra</w:t>
-      </w:r>
-      <w:proofErr w:type="spellEnd"/>
-      <w:r>
-        <w:rPr>
-          <w:rStyle w:val="qwen-markdown-text"/>
-          <w:rFonts w:eastAsia="Arial"/>
-          <w:sz w:val="28"/>
-          <w:szCs w:val="28"/>
-          <w:bdr w:val="single" w:sz="2" w:space="0" w:color="E3E3E3" w:frame="1"/>
-        </w:rPr>
-        <w:t>, реализующий алгоритм дифференцирования через рекурсивный обход дерева выражений.</w:t>
+          <w:sz w:val="28"/>
+          <w:szCs w:val="28"/>
+          <w:bdr w:val="single" w:sz="2" w:space="0" w:color="E3E3E3" w:frame="1"/>
+        </w:rPr>
+        <w:t>На диаграмме представлена архитектура библиотеки для вычисления контрольных цифр различных форматов (UPC, ISBN-10, алгоритм Луна). Система демонстрирует применение методов расширения и утилитарных классов в C# [2, с. 167].</w:t>
       </w:r>
     </w:p>
     <w:p>
@@ -3546,82 +3479,103 @@
       </w:pPr>
       <w:r>
         <w:rPr>
-          <w:rStyle w:val="qwen-markdown-text"/>
-          <w:rFonts w:eastAsia="Arial"/>
-          <w:sz w:val="28"/>
-          <w:szCs w:val="28"/>
-          <w:bdr w:val="single" w:sz="2" w:space="0" w:color="E3E3E3" w:frame="1"/>
-        </w:rPr>
-        <w:t xml:space="preserve">Базовый абстрактный класс </w:t>
+          <w:sz w:val="28"/>
+          <w:szCs w:val="28"/>
+          <w:bdr w:val="single" w:sz="2" w:space="0" w:color="E3E3E3" w:frame="1"/>
+        </w:rPr>
+        <w:t xml:space="preserve">Класс </w:t>
       </w:r>
       <w:proofErr w:type="spellStart"/>
       <w:r>
         <w:rPr>
-          <w:rStyle w:val="HTML"/>
-          <w:rFonts w:ascii="Times New Roman" w:eastAsia="Arial" w:hAnsi="Times New Roman" w:cs="Times New Roman"/>
           <w:spacing w:val="-10"/>
           <w:sz w:val="28"/>
           <w:szCs w:val="28"/>
           <w:bdr w:val="single" w:sz="2" w:space="0" w:color="E3E3E3" w:frame="1"/>
         </w:rPr>
-        <w:t>Expression</w:t>
+        <w:t>ControlDigitAlgo</w:t>
       </w:r>
       <w:proofErr w:type="spellEnd"/>
       <w:r>
         <w:rPr>
-          <w:rStyle w:val="qwen-markdown-text"/>
-          <w:rFonts w:eastAsia="Arial"/>
-          <w:sz w:val="28"/>
-          <w:szCs w:val="28"/>
-          <w:bdr w:val="single" w:sz="2" w:space="0" w:color="E3E3E3" w:frame="1"/>
-        </w:rPr>
-        <w:t xml:space="preserve"> определяет общую структуру для всех типов выражений и содержит свойство </w:t>
+          <w:sz w:val="28"/>
+          <w:szCs w:val="28"/>
+          <w:bdr w:val="single" w:sz="2" w:space="0" w:color="E3E3E3" w:frame="1"/>
+        </w:rPr>
+        <w:t xml:space="preserve"> объявлен как </w:t>
       </w:r>
       <w:proofErr w:type="spellStart"/>
       <w:r>
         <w:rPr>
-          <w:rStyle w:val="HTML"/>
-          <w:rFonts w:ascii="Times New Roman" w:eastAsia="Arial" w:hAnsi="Times New Roman" w:cs="Times New Roman"/>
+          <w:sz w:val="28"/>
+          <w:szCs w:val="28"/>
+          <w:bdr w:val="single" w:sz="2" w:space="0" w:color="E3E3E3" w:frame="1"/>
+        </w:rPr>
+        <w:t>utility</w:t>
+      </w:r>
+      <w:proofErr w:type="spellEnd"/>
+      <w:r>
+        <w:rPr>
+          <w:sz w:val="28"/>
+          <w:szCs w:val="28"/>
+          <w:bdr w:val="single" w:sz="2" w:space="0" w:color="E3E3E3" w:frame="1"/>
+        </w:rPr>
+        <w:t xml:space="preserve">-класс и содержит статические методы для вычисления контрольных цифр по различным алгоритмам: </w:t>
+      </w:r>
+      <w:proofErr w:type="spellStart"/>
+      <w:r>
+        <w:rPr>
           <w:spacing w:val="-10"/>
           <w:sz w:val="28"/>
           <w:szCs w:val="28"/>
           <w:bdr w:val="single" w:sz="2" w:space="0" w:color="E3E3E3" w:frame="1"/>
         </w:rPr>
-        <w:t>NodeType</w:t>
+        <w:t>Upc</w:t>
       </w:r>
       <w:proofErr w:type="spellEnd"/>
       <w:r>
         <w:rPr>
-          <w:rStyle w:val="qwen-markdown-text"/>
-          <w:rFonts w:eastAsia="Arial"/>
-          <w:sz w:val="28"/>
-          <w:szCs w:val="28"/>
-          <w:bdr w:val="single" w:sz="2" w:space="0" w:color="E3E3E3" w:frame="1"/>
-        </w:rPr>
-        <w:t xml:space="preserve"> для идентификации типа узла дерева. Наследование от класса </w:t>
+          <w:sz w:val="28"/>
+          <w:szCs w:val="28"/>
+          <w:bdr w:val="single" w:sz="2" w:space="0" w:color="E3E3E3" w:frame="1"/>
+        </w:rPr>
+        <w:t xml:space="preserve"> (универсальный товарный код), </w:t>
+      </w:r>
+      <w:r>
+        <w:rPr>
+          <w:spacing w:val="-10"/>
+          <w:sz w:val="28"/>
+          <w:szCs w:val="28"/>
+          <w:bdr w:val="single" w:sz="2" w:space="0" w:color="E3E3E3" w:frame="1"/>
+        </w:rPr>
+        <w:t>Isbn10</w:t>
+      </w:r>
+      <w:r>
+        <w:rPr>
+          <w:sz w:val="28"/>
+          <w:szCs w:val="28"/>
+          <w:bdr w:val="single" w:sz="2" w:space="0" w:color="E3E3E3" w:frame="1"/>
+        </w:rPr>
+        <w:t xml:space="preserve"> (международный стандартный книжный номер) и </w:t>
       </w:r>
       <w:proofErr w:type="spellStart"/>
       <w:r>
         <w:rPr>
-          <w:rStyle w:val="HTML"/>
-          <w:rFonts w:ascii="Times New Roman" w:eastAsia="Arial" w:hAnsi="Times New Roman" w:cs="Times New Roman"/>
           <w:spacing w:val="-10"/>
           <w:sz w:val="28"/>
           <w:szCs w:val="28"/>
           <w:bdr w:val="single" w:sz="2" w:space="0" w:color="E3E3E3" w:frame="1"/>
         </w:rPr>
-        <w:t>Expression</w:t>
+        <w:t>Luhn</w:t>
       </w:r>
       <w:proofErr w:type="spellEnd"/>
       <w:r>
         <w:rPr>
-          <w:rStyle w:val="qwen-markdown-text"/>
-          <w:rFonts w:eastAsia="Arial"/>
-          <w:sz w:val="28"/>
-          <w:szCs w:val="28"/>
-          <w:bdr w:val="single" w:sz="2" w:space="0" w:color="E3E3E3" w:frame="1"/>
-        </w:rPr>
-        <w:t xml:space="preserve"> реализует принцип подстановки Барбары Лисков, позволяя обрабатывать различные типы выражений полиморфно [1, с. 156].</w:t>
+          <w:sz w:val="28"/>
+          <w:szCs w:val="28"/>
+          <w:bdr w:val="single" w:sz="2" w:space="0" w:color="E3E3E3" w:frame="1"/>
+        </w:rPr>
+        <w:t xml:space="preserve"> (алгоритм, используемый в банковских картах).</w:t>
       </w:r>
     </w:p>
     <w:p>
@@ -3636,8 +3590,6 @@
       </w:pPr>
       <w:r>
         <w:rPr>
-          <w:rStyle w:val="qwen-markdown-text"/>
-          <w:rFonts w:eastAsia="Arial"/>
           <w:sz w:val="28"/>
           <w:szCs w:val="28"/>
           <w:bdr w:val="single" w:sz="2" w:space="0" w:color="E3E3E3" w:frame="1"/>
@@ -3647,138 +3599,97 @@
       <w:proofErr w:type="spellStart"/>
       <w:r>
         <w:rPr>
-          <w:rStyle w:val="HTML"/>
-          <w:rFonts w:ascii="Times New Roman" w:eastAsia="Arial" w:hAnsi="Times New Roman" w:cs="Times New Roman"/>
           <w:spacing w:val="-10"/>
           <w:sz w:val="28"/>
           <w:szCs w:val="28"/>
           <w:bdr w:val="single" w:sz="2" w:space="0" w:color="E3E3E3" w:frame="1"/>
         </w:rPr>
-        <w:t>ConstantExpression</w:t>
+        <w:t>ControlDigitExtensions</w:t>
       </w:r>
       <w:proofErr w:type="spellEnd"/>
       <w:r>
         <w:rPr>
-          <w:rStyle w:val="qwen-markdown-text"/>
-          <w:rFonts w:eastAsia="Arial"/>
-          <w:sz w:val="28"/>
-          <w:szCs w:val="28"/>
-          <w:bdr w:val="single" w:sz="2" w:space="0" w:color="E3E3E3" w:frame="1"/>
-        </w:rPr>
-        <w:t xml:space="preserve"> представляет константные значения в выражении, </w:t>
+          <w:sz w:val="28"/>
+          <w:szCs w:val="28"/>
+          <w:bdr w:val="single" w:sz="2" w:space="0" w:color="E3E3E3" w:frame="1"/>
+        </w:rPr>
+        <w:t xml:space="preserve"> реализует вспомогательные методы расширения, которые добавляют новую функциональность к существующим типам без их модификации. Метод </w:t>
       </w:r>
       <w:proofErr w:type="spellStart"/>
       <w:r>
         <w:rPr>
-          <w:rStyle w:val="HTML"/>
-          <w:rFonts w:ascii="Times New Roman" w:eastAsia="Arial" w:hAnsi="Times New Roman" w:cs="Times New Roman"/>
           <w:spacing w:val="-10"/>
           <w:sz w:val="28"/>
           <w:szCs w:val="28"/>
           <w:bdr w:val="single" w:sz="2" w:space="0" w:color="E3E3E3" w:frame="1"/>
         </w:rPr>
-        <w:t>ParameterExpression</w:t>
+        <w:t>ToDigits</w:t>
       </w:r>
       <w:proofErr w:type="spellEnd"/>
       <w:r>
         <w:rPr>
-          <w:rStyle w:val="qwen-markdown-text"/>
-          <w:rFonts w:eastAsia="Arial"/>
-          <w:sz w:val="28"/>
-          <w:szCs w:val="28"/>
-          <w:bdr w:val="single" w:sz="2" w:space="0" w:color="E3E3E3" w:frame="1"/>
-        </w:rPr>
-        <w:t xml:space="preserve"> моделирует переменные, </w:t>
+          <w:sz w:val="28"/>
+          <w:szCs w:val="28"/>
+          <w:bdr w:val="single" w:sz="2" w:space="0" w:color="E3E3E3" w:frame="1"/>
+        </w:rPr>
+        <w:t xml:space="preserve"> преобразует число в последовательность цифр, </w:t>
       </w:r>
       <w:proofErr w:type="spellStart"/>
       <w:r>
         <w:rPr>
-          <w:rStyle w:val="HTML"/>
-          <w:rFonts w:ascii="Times New Roman" w:eastAsia="Arial" w:hAnsi="Times New Roman" w:cs="Times New Roman"/>
           <w:spacing w:val="-10"/>
           <w:sz w:val="28"/>
           <w:szCs w:val="28"/>
           <w:bdr w:val="single" w:sz="2" w:space="0" w:color="E3E3E3" w:frame="1"/>
         </w:rPr>
-        <w:t>BinaryExpression</w:t>
+        <w:t>SumMappedDigits</w:t>
       </w:r>
       <w:proofErr w:type="spellEnd"/>
       <w:r>
         <w:rPr>
-          <w:rStyle w:val="qwen-markdown-text"/>
-          <w:rFonts w:eastAsia="Arial"/>
-          <w:sz w:val="28"/>
-          <w:szCs w:val="28"/>
-          <w:bdr w:val="single" w:sz="2" w:space="0" w:color="E3E3E3" w:frame="1"/>
-        </w:rPr>
-        <w:t xml:space="preserve"> описывает бинарные операции (сложение, вычитание, умножение, деление), а </w:t>
+          <w:sz w:val="28"/>
+          <w:szCs w:val="28"/>
+          <w:bdr w:val="single" w:sz="2" w:space="0" w:color="E3E3E3" w:frame="1"/>
+        </w:rPr>
+        <w:t xml:space="preserve"> применяет функцию к каждой цифре и вычисляет сумму, </w:t>
       </w:r>
       <w:proofErr w:type="spellStart"/>
       <w:r>
         <w:rPr>
-          <w:rStyle w:val="HTML"/>
-          <w:rFonts w:ascii="Times New Roman" w:eastAsia="Arial" w:hAnsi="Times New Roman" w:cs="Times New Roman"/>
           <w:spacing w:val="-10"/>
           <w:sz w:val="28"/>
           <w:szCs w:val="28"/>
           <w:bdr w:val="single" w:sz="2" w:space="0" w:color="E3E3E3" w:frame="1"/>
         </w:rPr>
-        <w:t>MethodCallExpression</w:t>
+        <w:t>GetComplementToTen</w:t>
       </w:r>
       <w:proofErr w:type="spellEnd"/>
       <w:r>
         <w:rPr>
-          <w:rStyle w:val="qwen-markdown-text"/>
-          <w:rFonts w:eastAsia="Arial"/>
-          <w:sz w:val="28"/>
-          <w:szCs w:val="28"/>
-          <w:bdr w:val="single" w:sz="2" w:space="0" w:color="E3E3E3" w:frame="1"/>
-        </w:rPr>
-        <w:t xml:space="preserve"> представляет вызовы математических функций (</w:t>
+          <w:sz w:val="28"/>
+          <w:szCs w:val="28"/>
+          <w:bdr w:val="single" w:sz="2" w:space="0" w:color="E3E3E3" w:frame="1"/>
+        </w:rPr>
+        <w:t xml:space="preserve"> вычисляет дополнение до 10, </w:t>
       </w:r>
       <w:proofErr w:type="spellStart"/>
       <w:r>
         <w:rPr>
-          <w:rStyle w:val="qwen-markdown-text"/>
-          <w:rFonts w:eastAsia="Arial"/>
-          <w:sz w:val="28"/>
-          <w:szCs w:val="28"/>
-          <w:bdr w:val="single" w:sz="2" w:space="0" w:color="E3E3E3" w:frame="1"/>
-        </w:rPr>
-        <w:t>Sin</w:t>
+          <w:spacing w:val="-10"/>
+          <w:sz w:val="28"/>
+          <w:szCs w:val="28"/>
+          <w:bdr w:val="single" w:sz="2" w:space="0" w:color="E3E3E3" w:frame="1"/>
+        </w:rPr>
+        <w:t>MapLuhnDigit</w:t>
       </w:r>
       <w:proofErr w:type="spellEnd"/>
       <w:r>
         <w:rPr>
-          <w:rStyle w:val="qwen-markdown-text"/>
-          <w:rFonts w:eastAsia="Arial"/>
-          <w:sz w:val="28"/>
-          <w:szCs w:val="28"/>
-          <w:bdr w:val="single" w:sz="2" w:space="0" w:color="E3E3E3" w:frame="1"/>
-        </w:rPr>
-        <w:t xml:space="preserve">, </w:t>
-      </w:r>
-      <w:proofErr w:type="spellStart"/>
-      <w:r>
-        <w:rPr>
-          <w:rStyle w:val="qwen-markdown-text"/>
-          <w:rFonts w:eastAsia="Arial"/>
-          <w:sz w:val="28"/>
-          <w:szCs w:val="28"/>
-          <w:bdr w:val="single" w:sz="2" w:space="0" w:color="E3E3E3" w:frame="1"/>
-        </w:rPr>
-        <w:t>Cos</w:t>
-      </w:r>
-      <w:proofErr w:type="spellEnd"/>
-      <w:r>
-        <w:rPr>
-          <w:rStyle w:val="qwen-markdown-text"/>
-          <w:rFonts w:eastAsia="Arial"/>
-          <w:sz w:val="28"/>
-          <w:szCs w:val="28"/>
-          <w:bdr w:val="single" w:sz="2" w:space="0" w:color="E3E3E3" w:frame="1"/>
-        </w:rPr>
-        <w:t xml:space="preserve"> и др.).</w:t>
+          <w:sz w:val="28"/>
+          <w:szCs w:val="28"/>
+          <w:bdr w:val="single" w:sz="2" w:space="0" w:color="E3E3E3" w:frame="1"/>
+        </w:rPr>
+        <w:t xml:space="preserve"> реализует специфичную логику удвоения цифр для алгоритма Луна.</w:t>
       </w:r>
     </w:p>
     <w:p>
@@ -3793,36 +3704,49 @@
       </w:pPr>
       <w:r>
         <w:rPr>
-          <w:rStyle w:val="qwen-markdown-text"/>
-          <w:rFonts w:eastAsia="Arial"/>
-          <w:sz w:val="28"/>
-          <w:szCs w:val="28"/>
-          <w:bdr w:val="single" w:sz="2" w:space="0" w:color="E3E3E3" w:frame="1"/>
-        </w:rPr>
-        <w:t xml:space="preserve">Алгоритм дифференцирования, реализованный в методе </w:t>
+          <w:sz w:val="28"/>
+          <w:szCs w:val="28"/>
+          <w:bdr w:val="single" w:sz="2" w:space="0" w:color="E3E3E3" w:frame="1"/>
+        </w:rPr>
+        <w:t xml:space="preserve">Использование делегата </w:t>
       </w:r>
       <w:proofErr w:type="spellStart"/>
       <w:r>
         <w:rPr>
-          <w:rStyle w:val="HTML"/>
-          <w:rFonts w:ascii="Times New Roman" w:eastAsia="Arial" w:hAnsi="Times New Roman" w:cs="Times New Roman"/>
           <w:spacing w:val="-10"/>
           <w:sz w:val="28"/>
           <w:szCs w:val="28"/>
           <w:bdr w:val="single" w:sz="2" w:space="0" w:color="E3E3E3" w:frame="1"/>
         </w:rPr>
-        <w:t>Differentiate</w:t>
+        <w:t>Func</w:t>
       </w:r>
       <w:proofErr w:type="spellEnd"/>
       <w:r>
         <w:rPr>
-          <w:rStyle w:val="qwen-markdown-text"/>
-          <w:rFonts w:eastAsia="Arial"/>
-          <w:sz w:val="28"/>
-          <w:szCs w:val="28"/>
-          <w:bdr w:val="single" w:sz="2" w:space="0" w:color="E3E3E3" w:frame="1"/>
-        </w:rPr>
-        <w:t>, применяет правила дифференцирования рекурсивно к каждому узлу дерева: для констант производная равна нулю, для параметров — единице, для бинарных операций применяются правила дифференцирования суммы и произведения, для функций — цепное правило [2, с. 89].</w:t>
+          <w:sz w:val="28"/>
+          <w:szCs w:val="28"/>
+          <w:bdr w:val="single" w:sz="2" w:space="0" w:color="E3E3E3" w:frame="1"/>
+        </w:rPr>
+        <w:t xml:space="preserve"> в методе </w:t>
+      </w:r>
+      <w:proofErr w:type="spellStart"/>
+      <w:r>
+        <w:rPr>
+          <w:spacing w:val="-10"/>
+          <w:sz w:val="28"/>
+          <w:szCs w:val="28"/>
+          <w:bdr w:val="single" w:sz="2" w:space="0" w:color="E3E3E3" w:frame="1"/>
+        </w:rPr>
+        <w:t>SumMappedDigits</w:t>
+      </w:r>
+      <w:proofErr w:type="spellEnd"/>
+      <w:r>
+        <w:rPr>
+          <w:sz w:val="28"/>
+          <w:szCs w:val="28"/>
+          <w:bdr w:val="single" w:sz="2" w:space="0" w:color="E3E3E3" w:frame="1"/>
+        </w:rPr>
+        <w:t xml:space="preserve"> демонстрирует применение функционального стиля программирования, позволяя передавать различные функции преобразования цифр как параметры [1, с. 289].</w:t>
       </w:r>
     </w:p>
     <w:p>
@@ -3831,66 +3755,45 @@
         <w:spacing w:line="360" w:lineRule="auto"/>
         <w:jc w:val="both"/>
         <w:rPr>
-          <w:rStyle w:val="qwen-markdown-text"/>
-          <w:rFonts w:eastAsia="Arial"/>
-          <w:sz w:val="28"/>
-          <w:szCs w:val="28"/>
-          <w:bdr w:val="single" w:sz="2" w:space="0" w:color="E3E3E3" w:frame="1"/>
-        </w:rPr>
-      </w:pPr>
-      <w:r>
-        <w:rPr>
-          <w:rStyle w:val="qwen-markdown-text"/>
-          <w:rFonts w:eastAsia="Arial"/>
-          <w:sz w:val="28"/>
-          <w:szCs w:val="28"/>
-          <w:bdr w:val="single" w:sz="2" w:space="0" w:color="E3E3E3" w:frame="1"/>
-        </w:rPr>
-        <w:t>Такая архитектура демонстрирует применение паттерна «Компоновщик» (</w:t>
+          <w:sz w:val="28"/>
+          <w:szCs w:val="28"/>
+        </w:rPr>
+      </w:pPr>
+      <w:r>
+        <w:rPr>
+          <w:sz w:val="28"/>
+          <w:szCs w:val="28"/>
+          <w:bdr w:val="single" w:sz="2" w:space="0" w:color="E3E3E3" w:frame="1"/>
+        </w:rPr>
+        <w:t xml:space="preserve">Такая архитектура обеспечивает высокую степень </w:t>
       </w:r>
       <w:proofErr w:type="spellStart"/>
       <w:r>
         <w:rPr>
-          <w:rStyle w:val="qwen-markdown-text"/>
-          <w:rFonts w:eastAsia="Arial"/>
-          <w:sz w:val="28"/>
-          <w:szCs w:val="28"/>
-          <w:bdr w:val="single" w:sz="2" w:space="0" w:color="E3E3E3" w:frame="1"/>
-        </w:rPr>
-        <w:t>Composite</w:t>
+          <w:sz w:val="28"/>
+          <w:szCs w:val="28"/>
+          <w:bdr w:val="single" w:sz="2" w:space="0" w:color="E3E3E3" w:frame="1"/>
+        </w:rPr>
+        <w:t>переиспользования</w:t>
       </w:r>
       <w:proofErr w:type="spellEnd"/>
       <w:r>
         <w:rPr>
-          <w:rStyle w:val="qwen-markdown-text"/>
-          <w:rFonts w:eastAsia="Arial"/>
-          <w:sz w:val="28"/>
-          <w:szCs w:val="28"/>
-          <w:bdr w:val="single" w:sz="2" w:space="0" w:color="E3E3E3" w:frame="1"/>
-        </w:rPr>
-        <w:t>), позволяющего единообразно обрабатывать как простые, так и составные выражения [3, с. 215].</w:t>
-      </w:r>
-    </w:p>
-    <w:p>
-      <w:pPr>
-        <w:spacing w:after="160" w:line="259" w:lineRule="auto"/>
-        <w:rPr>
-          <w:rStyle w:val="qwen-markdown-text"/>
-          <w:rFonts w:eastAsia="Arial"/>
-          <w:sz w:val="28"/>
-          <w:szCs w:val="28"/>
-          <w:bdr w:val="single" w:sz="2" w:space="0" w:color="E3E3E3" w:frame="1"/>
-        </w:rPr>
-      </w:pPr>
-      <w:r>
-        <w:rPr>
-          <w:rStyle w:val="qwen-markdown-text"/>
-          <w:rFonts w:eastAsia="Arial"/>
-          <w:sz w:val="28"/>
-          <w:szCs w:val="28"/>
-          <w:bdr w:val="single" w:sz="2" w:space="0" w:color="E3E3E3" w:frame="1"/>
-        </w:rPr>
-        <w:br w:type="page"/>
+          <w:sz w:val="28"/>
+          <w:szCs w:val="28"/>
+          <w:bdr w:val="single" w:sz="2" w:space="0" w:color="E3E3E3" w:frame="1"/>
+        </w:rPr>
+        <w:t xml:space="preserve"> кода: общие алгоритмические паттерны вынесены в методы расширения, а специфичные алгоритмы контрольных цифр используют эти методы через композицию. Это соответствует принципу DRY </w:t>
+      </w:r>
+      <w:bookmarkStart w:id="5" w:name="_GoBack"/>
+      <w:bookmarkEnd w:id="5"/>
+      <w:r>
+        <w:rPr>
+          <w:sz w:val="28"/>
+          <w:szCs w:val="28"/>
+          <w:bdr w:val="single" w:sz="2" w:space="0" w:color="E3E3E3" w:frame="1"/>
+        </w:rPr>
+        <w:t>и упрощает тестирование и поддержку кода [3, с. 145].</w:t>
       </w:r>
     </w:p>
     <w:p>
@@ -3934,6 +3837,7 @@
           <w:sz w:val="28"/>
           <w:szCs w:val="28"/>
         </w:rPr>
+        <w:lastRenderedPageBreak/>
         <w:t>1.2. ДИАГРАММА КЛАССОВ(</w:t>
       </w:r>
       <w:r>
@@ -10732,7 +10636,7 @@
         </w:rPr>
       </w:pPr>
       <w:bookmarkStart w:id="27" w:name="_Toc233045185"/>
-      <w:bookmarkEnd w:id="4"/>
+      <w:bookmarkEnd w:id="3"/>
       <w:r>
         <w:rPr>
           <w:sz w:val="28"/>
@@ -25691,12 +25595,6 @@
 </file>
 
 <file path=customXml/item2.xml><?xml version="1.0" encoding="utf-8"?>
-<p:properties xmlns:p="http://schemas.microsoft.com/office/2006/metadata/properties" xmlns:xsi="http://www.w3.org/2001/XMLSchema-instance" xmlns:pc="http://schemas.microsoft.com/office/infopath/2007/PartnerControls">
-  <documentManagement/>
-</p:properties>
-</file>
-
-<file path=customXml/item3.xml><?xml version="1.0" encoding="utf-8"?>
 <ct:contentTypeSchema xmlns:ct="http://schemas.microsoft.com/office/2006/metadata/contentType" xmlns:ma="http://schemas.microsoft.com/office/2006/metadata/properties/metaAttributes" ct:_="" ma:_="" ma:contentTypeName="Документ" ma:contentTypeID="0x0101000A3EB163D569524282029E4C03E741E4" ma:contentTypeVersion="0" ma:contentTypeDescription="Создание документа." ma:contentTypeScope="" ma:versionID="6aa9ee6b18b64a7590848f5452331ec9">
   <xsd:schema xmlns:xsd="http://www.w3.org/2001/XMLSchema" xmlns:xs="http://www.w3.org/2001/XMLSchema" xmlns:p="http://schemas.microsoft.com/office/2006/metadata/properties" targetNamespace="http://schemas.microsoft.com/office/2006/metadata/properties" ma:root="true" ma:fieldsID="02f955febea7e716b4e91cddba171100">
     <xsd:element name="properties">
@@ -25810,6 +25708,12 @@
 </ct:contentTypeSchema>
 </file>
 
+<file path=customXml/item3.xml><?xml version="1.0" encoding="utf-8"?>
+<p:properties xmlns:p="http://schemas.microsoft.com/office/2006/metadata/properties" xmlns:xsi="http://www.w3.org/2001/XMLSchema-instance" xmlns:pc="http://schemas.microsoft.com/office/infopath/2007/PartnerControls">
+  <documentManagement/>
+</p:properties>
+</file>
+
 <file path=customXml/item4.xml><?xml version="1.0" encoding="utf-8"?>
 <b:Sources xmlns:b="http://schemas.openxmlformats.org/officeDocument/2006/bibliography" xmlns="http://schemas.openxmlformats.org/officeDocument/2006/bibliography" SelectedStyle="\APASixthEditionOfficeOnline.xsl" StyleName="APA" Version="6"/>
 </file>
@@ -25823,15 +25727,6 @@
 </file>
 
 <file path=customXml/itemProps2.xml><?xml version="1.0" encoding="utf-8"?>
-<ds:datastoreItem xmlns:ds="http://schemas.openxmlformats.org/officeDocument/2006/customXml" ds:itemID="{CAB28077-D87C-4D47-89DF-B0DC8136DDD8}">
-  <ds:schemaRefs>
-    <ds:schemaRef ds:uri="http://schemas.microsoft.com/office/2006/metadata/properties"/>
-    <ds:schemaRef ds:uri="http://schemas.microsoft.com/office/infopath/2007/PartnerControls"/>
-  </ds:schemaRefs>
-</ds:datastoreItem>
-</file>
-
-<file path=customXml/itemProps3.xml><?xml version="1.0" encoding="utf-8"?>
 <ds:datastoreItem xmlns:ds="http://schemas.openxmlformats.org/officeDocument/2006/customXml" ds:itemID="{A45741E5-A8A2-437B-8400-4092BA8BA34A}">
   <ds:schemaRefs>
     <ds:schemaRef ds:uri="http://schemas.microsoft.com/office/2006/metadata/contentType"/>
@@ -25847,8 +25742,17 @@
 </ds:datastoreItem>
 </file>
 
+<file path=customXml/itemProps3.xml><?xml version="1.0" encoding="utf-8"?>
+<ds:datastoreItem xmlns:ds="http://schemas.openxmlformats.org/officeDocument/2006/customXml" ds:itemID="{CAB28077-D87C-4D47-89DF-B0DC8136DDD8}">
+  <ds:schemaRefs>
+    <ds:schemaRef ds:uri="http://schemas.microsoft.com/office/2006/metadata/properties"/>
+    <ds:schemaRef ds:uri="http://schemas.microsoft.com/office/infopath/2007/PartnerControls"/>
+  </ds:schemaRefs>
+</ds:datastoreItem>
+</file>
+
 <file path=customXml/itemProps4.xml><?xml version="1.0" encoding="utf-8"?>
-<ds:datastoreItem xmlns:ds="http://schemas.openxmlformats.org/officeDocument/2006/customXml" ds:itemID="{55F08B27-AB9F-4350-B430-54A59339D25A}">
+<ds:datastoreItem xmlns:ds="http://schemas.openxmlformats.org/officeDocument/2006/customXml" ds:itemID="{B9429682-BD9E-48B8-99A6-C7F2E461194D}">
   <ds:schemaRefs>
     <ds:schemaRef ds:uri="http://schemas.openxmlformats.org/officeDocument/2006/bibliography"/>
   </ds:schemaRefs>
